--- a/ky/discovery-articles/1.9 Басма станогу.docx
+++ b/ky/discovery-articles/1.9 Басма станогу.docx
@@ -4,527 +4,350 @@
   <w:body>
     <w:p>
       <w:pPr>
-        <w:keepNext/>
-        <w:spacing w:before="280" w:after="120"/>
+        <w:pStyle w:val="Title"/>
+        <w:widowControl/>
       </w:pPr>
       <w:r>
-        <w:rPr>
-          <w:rFonts w:ascii="Calibri" w:hAnsi="Calibri" w:eastAsia="Calibri"/>
-          <w:b/>
-          <w:i w:val="0"/>
-          <w:color w:val="004E8C"/>
-          <w:sz w:val="44"/>
-        </w:rPr>
         <w:t>1.9 Басма станогу</w:t>
       </w:r>
     </w:p>
     <w:p>
       <w:pPr>
-        <w:spacing w:after="80"/>
+        <w:keepNext/>
+        <w:widowControl/>
       </w:pPr>
       <w:r>
         <w:rPr>
-          <w:rFonts w:ascii="Calibri" w:hAnsi="Calibri" w:eastAsia="Calibri"/>
-          <w:b w:val="0"/>
-          <w:i/>
-          <w:color w:val="505050"/>
-          <w:sz w:val="22"/>
+          <w:sz w:val="20"/>
         </w:rPr>
-        <w:t>1. Цивилизациянын пайдубалы</w:t>
-      </w:r>
-    </w:p>
-    <w:p>
-      <w:pPr>
-        <w:spacing w:after="200"/>
-      </w:pPr>
-      <w:r>
-        <w:rPr>
-          <w:rFonts w:ascii="Calibri" w:hAnsi="Calibri" w:eastAsia="Calibri"/>
-          <w:b w:val="0"/>
-          <w:i/>
-          <w:sz w:val="22"/>
-        </w:rPr>
-        <w:t>Мезгил: болжол менен 1440-жыл (Гутенбергдин Европадагы терме ариптүү басма станогу); болжол менен 1040-жыл (Кытайдагы терме арип) | Негизги өкүлдөр: Иоганн Гутенберг (Европа); Би Шэн (Кытай, болжол менен 1040-жыл — андан мурдагы терме арип)</w:t>
-      </w:r>
-    </w:p>
-    <w:p>
-      <w:pPr>
-        <w:spacing w:after="160" w:line="276" w:lineRule="auto"/>
-      </w:pPr>
-      <w:r>
-        <w:rPr>
-          <w:rFonts w:ascii="Calibri" w:hAnsi="Calibri" w:eastAsia="Calibri"/>
-          <w:b w:val="0"/>
-          <w:i w:val="0"/>
-          <w:sz w:val="22"/>
-        </w:rPr>
-        <w:t>Өзүнчө терилүүчү металл ариптери бар станок бир бетти кол менен көчүргөнгө караганда алда канча аз эмгек жумшап, көп нускада басууга мүмкүндүк берет. XV кылымда Иоганн Гутенберг түзгөн басма тутуму китепти арзандатып, идеялардын таралышына бөгөт коюуну кыйындаткан.</w:t>
+        <w:t>1. Цивилизациянын негиздери</w:t>
       </w:r>
     </w:p>
     <w:p>
       <w:pPr>
         <w:keepNext/>
-        <w:spacing w:before="240" w:after="120"/>
+        <w:widowControl/>
       </w:pPr>
       <w:r>
         <w:rPr>
-          <w:rFonts w:ascii="Calibri" w:hAnsi="Calibri" w:eastAsia="Calibri"/>
-          <w:b/>
-          <w:i w:val="0"/>
-          <w:color w:val="004E8C"/>
-          <w:sz w:val="28"/>
+          <w:sz w:val="20"/>
         </w:rPr>
-        <w:t>Негизги фактылар</w:t>
+        <w:t>Мезгил: болжол менен б. з. 1440-жылы (Европада Гутенбергдин кыймылдуу тамгалар менен басуучу станогу); Кытайда кыймылдуу тамгалар болжол менен 1040-жылы колдонулган | Негизги салым кошкондор: Иоганн Гутенберг (Европа); Би Шэн (Кытай, болжол менен 1040-жылдагы мурдагы үлгү)</w:t>
+      </w:r>
+    </w:p>
+    <w:p>
+      <w:pPr>
+        <w:widowControl/>
+      </w:pPr>
+      <w:r>
+        <w:t>Өз-өзүнчө терилүүчү металл тамгалар менен иштеген басма станогу бир баракты кол менен көчүргөнгө караганда кыйла аз эмгек жумшап, көп нускада чыгара алат. XV кылымда Иоганн Гутенбергдин устаканасы китептерди арзандатып, идеялардын таралышын чектөөнү кыйындаткан.</w:t>
+      </w:r>
+    </w:p>
+    <w:p>
+      <w:pPr>
+        <w:pStyle w:val="Heading1"/>
+        <w:widowControl/>
+      </w:pPr>
+      <w:r>
+        <w:t>Негизги маалыматтар</w:t>
       </w:r>
     </w:p>
     <w:p>
       <w:pPr>
         <w:pStyle w:val="ListBullet"/>
+        <w:widowControl/>
       </w:pPr>
       <w:r>
-        <w:rPr>
-          <w:rFonts w:ascii="Calibri" w:hAnsi="Calibri" w:eastAsia="Calibri"/>
-          <w:b w:val="0"/>
-          <w:i w:val="0"/>
-          <w:sz w:val="22"/>
-        </w:rPr>
-        <w:t>Чыгыш Азияда жыгач тактадан басуу, ал эми Кытайда терме арип Европадан бир нече кылым мурда колдонулган</w:t>
+        <w:t>Чыгыш Азияда жыгач калыптан басуу, ал эми Кытайда кыймылдуу тамгалар бир нече кылым мурда эле колдонулган.</w:t>
       </w:r>
     </w:p>
     <w:p>
       <w:pPr>
         <w:pStyle w:val="ListBullet"/>
+        <w:widowControl/>
       </w:pPr>
       <w:r>
-        <w:rPr>
-          <w:rFonts w:ascii="Calibri" w:hAnsi="Calibri" w:eastAsia="Calibri"/>
-          <w:b w:val="0"/>
-          <w:i w:val="0"/>
-          <w:sz w:val="22"/>
-        </w:rPr>
-        <w:t>Би Шэн XI кылымда бышырылган чоподон өзүнчө ариптерди жасаган</w:t>
+        <w:t>Би Шэн XI кылымда күйгүзүлгөн чоподон өзүнчө терилүүчү тамгаларды жасаган.</w:t>
       </w:r>
     </w:p>
     <w:p>
       <w:pPr>
         <w:pStyle w:val="ListBullet"/>
+        <w:widowControl/>
       </w:pPr>
       <w:r>
-        <w:rPr>
-          <w:rFonts w:ascii="Calibri" w:hAnsi="Calibri" w:eastAsia="Calibri"/>
-          <w:b w:val="0"/>
-          <w:i w:val="0"/>
-          <w:sz w:val="22"/>
-        </w:rPr>
-        <w:t>Гутенберг 1440–1450-жылдары Майнцта металл арипти, майлуу сыяны жана басма станогун бир тутумга бириктирген</w:t>
+        <w:t>Гутенберг 1440–1450-жылдары Майнцта металл тамгаларды, майлуу боёкту жана басма станогун бир системага бириктирген.</w:t>
       </w:r>
     </w:p>
     <w:p>
       <w:pPr>
         <w:pStyle w:val="ListBullet"/>
+        <w:widowControl/>
       </w:pPr>
       <w:r>
-        <w:rPr>
-          <w:rFonts w:ascii="Calibri" w:hAnsi="Calibri" w:eastAsia="Calibri"/>
-          <w:b w:val="0"/>
-          <w:i w:val="0"/>
-          <w:sz w:val="22"/>
-        </w:rPr>
-        <w:t>42 саптуу Библия көлөмдүү китепти көп нускада чыгарууга болорун далилдеген</w:t>
+        <w:t>42 саптуу Библия көлөмдүү китепти көп нускада чыгарууга болорун көрсөткөн.</w:t>
       </w:r>
     </w:p>
     <w:p>
       <w:pPr>
         <w:pStyle w:val="ListBullet"/>
+        <w:widowControl/>
       </w:pPr>
       <w:r>
-        <w:rPr>
-          <w:rFonts w:ascii="Calibri" w:hAnsi="Calibri" w:eastAsia="Calibri"/>
-          <w:b w:val="0"/>
-          <w:i w:val="0"/>
-          <w:sz w:val="22"/>
-        </w:rPr>
-        <w:t>Басма иши Европада илимдин, кабар таратуунун жана диний талаштардын өнүгүшүн тездеткен</w:t>
+        <w:t>Басма Европада илимдин, жаңылыктардын жана диний талаштардын жайылышын тездеткен.</w:t>
       </w:r>
     </w:p>
     <w:p>
       <w:pPr>
-        <w:keepNext/>
-        <w:spacing w:before="240" w:after="120"/>
+        <w:pStyle w:val="Heading1"/>
+        <w:widowControl/>
       </w:pPr>
       <w:r>
-        <w:rPr>
-          <w:rFonts w:ascii="Calibri" w:hAnsi="Calibri" w:eastAsia="Calibri"/>
-          <w:b/>
-          <w:i w:val="0"/>
-          <w:color w:val="004E8C"/>
-          <w:sz w:val="28"/>
-        </w:rPr>
-        <w:t>Бул эмне</w:t>
+        <w:t>Бул эмне?</w:t>
       </w:r>
     </w:p>
     <w:p>
       <w:pPr>
-        <w:spacing w:after="160" w:line="276" w:lineRule="auto"/>
+        <w:widowControl/>
       </w:pPr>
       <w:r>
-        <w:rPr>
-          <w:rFonts w:ascii="Calibri" w:hAnsi="Calibri" w:eastAsia="Calibri"/>
-          <w:b w:val="0"/>
-          <w:i w:val="0"/>
-          <w:sz w:val="22"/>
-        </w:rPr>
-        <w:t>Басма станогу — сыя сүртүлгөн ариптерди же оюлган тактаны кагазга кысым менен басып түшүрүүчү түзүлүш. Терме арип тутумунда ар бир тамга өзүнчө бөлүк болуп, жаңы бет үчүн кайра тизилет. Бир бет терилип бүткөн соң, андан бир күндө эле көп нуска чыгарууга болот. Кол жазмадан негизги айырмасы ушунда: бир жолу терилген бетти кайра-кайра басып, көп нуска алууга болот. Басма станогу идеяны жаратпайт, бирок аны сансыз нускага көбөйтөт.</w:t>
+        <w:t>Басма станогу боёк сүйкөлгөн тамгаларды же оюлган калыпты кагазга басат. Кыймылдуу тамга деген — ар бир тамга өзүнчө бөлүк болуп, кийинки барак үчүн кайра тизиле алат деген сөз. Барактын тамгалары терилгенден кийин бир күндө көп нуска чыгарууга болот. Жалгыз кол жазма менен басылманын айырмасы ушунда. Муну ар бир барак үчүн кайра куралуучу мөөрлөрдүн топтомуна салыштырса болот. Станок идеяны жаратпайт, аны көбөйтүп таратат.</w:t>
       </w:r>
     </w:p>
     <w:p>
       <w:pPr>
-        <w:keepNext/>
-        <w:spacing w:before="240" w:after="120"/>
+        <w:pStyle w:val="Heading1"/>
+        <w:widowControl/>
       </w:pPr>
       <w:r>
-        <w:rPr>
-          <w:rFonts w:ascii="Calibri" w:hAnsi="Calibri" w:eastAsia="Calibri"/>
-          <w:b/>
-          <w:i w:val="0"/>
-          <w:color w:val="004E8C"/>
-          <w:sz w:val="28"/>
-        </w:rPr>
-        <w:t>Аны ким ачкан же ойлоп тапкан</w:t>
+        <w:t xml:space="preserve">Ким ойлоп тапкан</w:t>
       </w:r>
     </w:p>
     <w:p>
       <w:pPr>
-        <w:spacing w:after="160" w:line="276" w:lineRule="auto"/>
+        <w:widowControl/>
       </w:pPr>
       <w:r>
-        <w:rPr>
-          <w:rFonts w:ascii="Calibri" w:hAnsi="Calibri" w:eastAsia="Calibri"/>
-          <w:b w:val="0"/>
-          <w:i w:val="0"/>
-          <w:sz w:val="22"/>
-        </w:rPr>
-        <w:t>Кытайда Би Шэн XI кылымда бышырылган чоподон терме арип жасаган, ал эми Кореяда кийинчерээк металл арип колдонулган. Жыгач тактадан басуу Чыгыш Азияда ага чейин эле кеңири белгилүү болгон. Европада Майнц шаарынан чыккан Иоганн Гутенберг 1440–1450-жылдары бышык металл арипти, ага ылайыктуу сыяны жана шарап же кагаз өндүрүшүндөгү кысуучу жабдыктан ыңгайлаштырылган станокту бириктирген. Ал басма ишин жок жерден ойлоп тапкан эмес; Европа алфавитине жана китеп рыногуна ылайыктуу, натыйжалуу тутум түзгөн.</w:t>
+        <w:t>Кытайда Би Шэн XI кылымда күйгүзүлгөн чоподон кыймылдуу тамгаларды жасаган. Кийин Кореяда металл тамгалар колдонулган. Ал эми жыгач калып менен басуу Чыгыш Азияда андан мурда эле белгилүү болгон. Европада майнцтык Иоганн Гутенберг 1440–1450-жылдары бышык металл тамгаларды, ылайыктуу боёкту жана шарап же кагаз жасоочу жабдуудан ыңгайлаштырылган прессти бириктирген. Ал басманы жок жерден жараткан эмес: Европанын алфавиттерине жана базарларына ылайык келген системаны түзгөн.</w:t>
       </w:r>
     </w:p>
     <w:p>
       <w:pPr>
-        <w:keepNext/>
-        <w:spacing w:before="240" w:after="120"/>
+        <w:pStyle w:val="Heading1"/>
+        <w:widowControl/>
       </w:pPr>
       <w:r>
-        <w:rPr>
-          <w:rFonts w:ascii="Calibri" w:hAnsi="Calibri" w:eastAsia="Calibri"/>
-          <w:b/>
-          <w:i w:val="0"/>
-          <w:color w:val="004E8C"/>
-          <w:sz w:val="28"/>
-        </w:rPr>
-        <w:t>Качан жана кантип пайда болгон</w:t>
+        <w:t>Качан жана кантип пайда болгон?</w:t>
       </w:r>
     </w:p>
     <w:p>
       <w:pPr>
-        <w:spacing w:after="160" w:line="276" w:lineRule="auto"/>
+        <w:widowControl/>
       </w:pPr>
       <w:r>
-        <w:rPr>
-          <w:rFonts w:ascii="Calibri" w:hAnsi="Calibri" w:eastAsia="Calibri"/>
-          <w:b w:val="0"/>
-          <w:i w:val="0"/>
-          <w:sz w:val="22"/>
-        </w:rPr>
-        <w:t>Гутенбергдин атактуу 42 саптуу Библиясы болжол менен 1455-жылы жарык көргөн. Бир нече он жылдын ичинде Европанын көптөгөн шаарларында басмаканалар иштей баштаган. Текстке болгон суроо-талап, кагаздын жеткиликтүүлүгү жана металл иштеткен усталардын чеберчилиги бул өнүгүүгө шарт түзгөн. Тамгалардын саны чектелүү болгон алфавит терме арипке өзгөчө ылайык келген. Соода менен согуш басма китептерди бир устакана жете алгандан да алыс аймактарга тараткан.</w:t>
+        <w:t>Гутенбергдин атактуу 42 саптуу Библиясы болжол менен 1455-жылы чыккан. Бир нече ондогон жылдын ичинде Европанын көптөгөн шаарларында басма станоктору пайда болгон. Тексттерге суроо-талап, кагаздын жеткиликтүүлүгү жана металл иштеткен усталардын тажрыйбасы буга жардам берген. Тамгалары салыштырмалуу аз алфавит кыймылдуу тамгалар менен басууга өзгөчө ыңгайлуу болгон. Согуштар менен соода басылган китептерди бир устакана өз күчү менен жеткире алгандан алда канча алыс тараткан.</w:t>
       </w:r>
     </w:p>
     <w:p>
       <w:pPr>
-        <w:keepNext/>
-        <w:spacing w:before="240" w:after="120"/>
+        <w:pStyle w:val="Heading1"/>
+        <w:widowControl/>
       </w:pPr>
       <w:r>
-        <w:rPr>
-          <w:rFonts w:ascii="Calibri" w:hAnsi="Calibri" w:eastAsia="Calibri"/>
-          <w:b/>
-          <w:i w:val="0"/>
-          <w:color w:val="004E8C"/>
-          <w:sz w:val="28"/>
-        </w:rPr>
-        <w:t>Илимий жактан мааниси</w:t>
+        <w:t>Илим үчүн мааниси</w:t>
       </w:r>
     </w:p>
     <w:p>
       <w:pPr>
-        <w:spacing w:after="160" w:line="276" w:lineRule="auto"/>
+        <w:widowControl/>
       </w:pPr>
       <w:r>
-        <w:rPr>
-          <w:rFonts w:ascii="Calibri" w:hAnsi="Calibri" w:eastAsia="Calibri"/>
-          <w:b w:val="0"/>
-          <w:i w:val="0"/>
-          <w:sz w:val="22"/>
-        </w:rPr>
-        <w:t>Басма тексттерди бирдей нускада чыгарууга жол ачкан: эки окурман бир эле бетти карап, маалыматты салыштырып, каталарды таба алган. Илимий чиймелер, карталар жана таблицалар кеңири бөлүшүлө баштаган. Элизабет Эйзенштейн жана башка тарыхчылар басма ишин Реформациянын, илимий революциянын жана азыркы коомдук чөйрөнүн өзгөрүшүнө түрткү берген күч катары баалашат. Тактык дагы деле текст терген адамдын ишине көз каранды болгон, бирок ар бир жаңы нусканын баасы кескин төмөндөгөн.</w:t>
+        <w:t>Басма тексттерди бирдей кылууга жардам берген: эки окурман бир эле барак номерин салыштырып, каталарды таба алган. Илимий чиймелерди, карталарды жана таблицаларды бөлүшүү жеңилдеген. Элизабет Эйзенштейн жана башка тарыхчылар басма Реформацияга, илимий революцияга жана азыркы коомдук чөйрөнүн калыптанышына түрткү болгон деп эсептешкен. Тактык дагы эле тамга терүүчүнүн ишине байланыштуу болгон, бирок бир нусканын баасы кескин төмөндөгөн.</w:t>
       </w:r>
     </w:p>
     <w:p>
       <w:pPr>
-        <w:keepNext/>
-        <w:spacing w:before="240" w:after="120"/>
+        <w:pStyle w:val="Heading1"/>
+        <w:widowControl/>
       </w:pPr>
       <w:r>
-        <w:rPr>
-          <w:rFonts w:ascii="Calibri" w:hAnsi="Calibri" w:eastAsia="Calibri"/>
-          <w:b/>
-          <w:i w:val="0"/>
-          <w:color w:val="004E8C"/>
-          <w:sz w:val="28"/>
-        </w:rPr>
-        <w:t>Кийинки өнүгүүлөргө тийгизген таасири</w:t>
+        <w:t>Кийинки өнүгүүгө тийгизген таасири</w:t>
       </w:r>
     </w:p>
     <w:p>
       <w:pPr>
-        <w:spacing w:after="160" w:line="276" w:lineRule="auto"/>
+        <w:widowControl/>
       </w:pPr>
       <w:r>
-        <w:rPr>
-          <w:rFonts w:ascii="Calibri" w:hAnsi="Calibri" w:eastAsia="Calibri"/>
-          <w:b w:val="0"/>
-          <w:i w:val="0"/>
-          <w:sz w:val="22"/>
-        </w:rPr>
-        <w:t>Гезит, баракча, роман жана окуу китеби басма станогунун түздөн-түз мураскерлери. Кийин айланма станок, линотип, офсеттик жана санарип басма пайда болгон. Бир жолу даярдап, көп нуска таратуу принциби радио-телеберүүдө жана интернетте да уланат. Үстөл үстүндөгү басма тутумдары менен лазердик принтерлер басмакананын мүмкүнчүлүгүн кеңсеге чейин алып келген.</w:t>
+        <w:t>Гезиттер, чакан үгүт китепчелери, романдар жана окуу китептери басманын мүмкүнчүлүктөрүнөн өсүп чыккан. Кийин айланма басма машиналары, саптарды металлга куюп терүүчү линотип, офсеттик жана санарип басма пайда болгон. «Бир жолу даярдап, көп нускада таратуу» принциби радио-телекөрсөтүүдө жана интернетте да бар. Компьютерде басылма даярдоо программалары менен лазердик принтерлер басманы кеңсеге алып келген.</w:t>
       </w:r>
     </w:p>
     <w:p>
       <w:pPr>
-        <w:keepNext/>
-        <w:spacing w:before="240" w:after="120"/>
+        <w:pStyle w:val="Heading1"/>
+        <w:widowControl/>
       </w:pPr>
       <w:r>
-        <w:rPr>
-          <w:rFonts w:ascii="Calibri" w:hAnsi="Calibri" w:eastAsia="Calibri"/>
-          <w:b/>
-          <w:i w:val="0"/>
-          <w:color w:val="004E8C"/>
-          <w:sz w:val="28"/>
-        </w:rPr>
-        <w:t>Адамдардын жашоосун кантип өзгөрткөн</w:t>
+        <w:t>Адамдардын жашоосун кантип өзгөрткөн?</w:t>
       </w:r>
     </w:p>
     <w:p>
       <w:pPr>
-        <w:spacing w:after="160" w:line="276" w:lineRule="auto"/>
+        <w:widowControl/>
       </w:pPr>
       <w:r>
-        <w:rPr>
-          <w:rFonts w:ascii="Calibri" w:hAnsi="Calibri" w:eastAsia="Calibri"/>
-          <w:b w:val="0"/>
-          <w:i w:val="0"/>
-          <w:sz w:val="22"/>
-        </w:rPr>
-        <w:t>Арзан китептер сабаттуулуктун жайылышына өбөлгө түзүп, туруктуу окурмандар чөйрөсүн жараткан. Ошол эле учурда үгүт-насааттын таралышына, цензура үчүн күрөшкө жана автордук укук талаштарына жол ачкан. Бир эле текст көпчүлүктүн колуна тийген сайын дин, илим жана саясат тууралуу талкуулар күчөгөн. Күнүмдүк жашоого гезит, кийин арзан жумшак мукабалуу китептер кирген. Басма станогу адамдарды өзүнөн өзү акылдуу кылган эмес, бирок билимдин алыс аймактарга кеңири таралышына шарт түзгөн.</w:t>
+        <w:t>Арзан китептер сабаттуулукту кеңейтип, туруктуу окурмандар чөйрөсүн түзгөн. Ошол эле учурда үгүт, цензурага байланышкан кармаштар жана автордук укук талаштары да жайылган. Бир эле текстти көп адам окуй алгандыктан, дин, илим жана саясаттагы талкуулар күчөгөн. Күнүмдүк турмушка гезиттер, кийин арзан жумшак мукабалуу китептер кирген. Басма өзүнөн өзү адамдарды акылман кылган эмес, бирок билимди алыска жеткирүүгө мүмкүнчүлүк берген.</w:t>
       </w:r>
     </w:p>
     <w:p>
       <w:pPr>
-        <w:keepNext/>
-        <w:spacing w:before="240" w:after="120"/>
+        <w:pStyle w:val="Heading1"/>
+        <w:widowControl/>
       </w:pPr>
       <w:r>
-        <w:rPr>
-          <w:rFonts w:ascii="Calibri" w:hAnsi="Calibri" w:eastAsia="Calibri"/>
-          <w:b/>
-          <w:i w:val="0"/>
-          <w:color w:val="004E8C"/>
-          <w:sz w:val="28"/>
-        </w:rPr>
-        <w:t>Булактар жана шилтемелер</w:t>
+        <w:t>Булактар жана кошумча окуу</w:t>
       </w:r>
     </w:p>
     <w:p>
       <w:pPr>
-        <w:keepNext/>
-        <w:spacing w:before="240" w:after="120"/>
+        <w:pStyle w:val="Heading2"/>
+        <w:widowControl/>
       </w:pPr>
       <w:r>
         <w:rPr>
-          <w:rFonts w:ascii="Calibri" w:hAnsi="Calibri" w:eastAsia="Calibri"/>
-          <w:b/>
-          <w:i w:val="0"/>
-          <w:color w:val="004E8C"/>
-          <w:sz w:val="24"/>
+          <w:sz w:val="20"/>
         </w:rPr>
-        <w:t>A. Китептер жана негизги илимий эмгектер</w:t>
+        <w:t>Китептер жана негизги илимий эмгектер</w:t>
       </w:r>
     </w:p>
     <w:p>
       <w:pPr>
-        <w:spacing w:after="80"/>
-        <w:ind w:left="360"/>
+        <w:widowControl/>
       </w:pPr>
       <w:r>
         <w:rPr>
-          <w:rFonts w:ascii="Calibri" w:hAnsi="Calibri" w:eastAsia="Calibri"/>
-          <w:b w:val="0"/>
-          <w:i w:val="0"/>
-          <w:sz w:val="22"/>
+          <w:sz w:val="20"/>
         </w:rPr>
         <w:t>1. Eisenstein, Elizabeth L. The Printing Press as an Agent of Change. Cambridge: Cambridge University Press, 1979.</w:t>
       </w:r>
     </w:p>
     <w:p>
       <w:pPr>
-        <w:keepNext/>
-        <w:spacing w:before="240" w:after="120"/>
+        <w:pStyle w:val="Heading2"/>
+        <w:widowControl/>
       </w:pPr>
       <w:r>
         <w:rPr>
-          <w:rFonts w:ascii="Calibri" w:hAnsi="Calibri" w:eastAsia="Calibri"/>
-          <w:b/>
-          <w:i w:val="0"/>
-          <w:color w:val="004E8C"/>
-          <w:sz w:val="24"/>
+          <w:sz w:val="20"/>
         </w:rPr>
-        <w:t>C. Мекемелердин материалдары жана энциклопедиялык булактар</w:t>
+        <w:t>Уюмдардын жана энциклопедиялардын материалдары</w:t>
       </w:r>
     </w:p>
     <w:p>
       <w:pPr>
-        <w:spacing w:after="80"/>
-        <w:ind w:left="360"/>
+        <w:widowControl/>
       </w:pPr>
       <w:r>
         <w:rPr>
-          <w:rFonts w:ascii="Calibri" w:hAnsi="Calibri" w:eastAsia="Calibri"/>
-          <w:b w:val="0"/>
-          <w:i w:val="0"/>
-          <w:sz w:val="22"/>
+          <w:sz w:val="20"/>
         </w:rPr>
-        <w:t>1. Encyclopaedia Britannica. “Printing press” (“Басма станогу”).</w:t>
-      </w:r>
-      <w:r>
-        <w:rPr>
-          <w:rFonts w:ascii="Calibri" w:hAnsi="Calibri" w:eastAsia="Calibri"/>
-          <w:b w:val="0"/>
-          <w:i w:val="0"/>
-          <w:sz w:val="22"/>
-        </w:rPr>
-        <w:t xml:space="preserve"> </w:t>
+        <w:t xml:space="preserve">1. Encyclopaedia Britannica. 'Printing press.' </w:t>
       </w:r>
       <w:hyperlink r:id="rId9">
         <w:r>
           <w:rPr>
-            <w:rFonts w:ascii="Calibri" w:hAnsi="Calibri" w:eastAsia="Calibri"/>
-            <w:b w:val="0"/>
-            <w:i w:val="0"/>
-            <w:sz w:val="22"/>
-            <w:color w:val="0563C1"/>
-            <w:u w:val="single"/>
+            <w:sz w:val="20"/>
           </w:rPr>
           <w:t>https://www.britannica.com/technology/printing-press</w:t>
         </w:r>
       </w:hyperlink>
-    </w:p>
-    <w:p>
-      <w:pPr>
-        <w:keepNext/>
-        <w:spacing w:before="240" w:after="120"/>
-      </w:pPr>
       <w:r>
         <w:rPr>
-          <w:rFonts w:ascii="Calibri" w:hAnsi="Calibri" w:eastAsia="Calibri"/>
-          <w:b/>
-          <w:i w:val="0"/>
-          <w:color w:val="004E8C"/>
-          <w:sz w:val="24"/>
+          <w:sz w:val="20"/>
         </w:rPr>
-        <w:t>D. Музейлердин, архивдердин жана китепканалардын материалдары</w:t>
       </w:r>
     </w:p>
     <w:p>
       <w:pPr>
-        <w:spacing w:after="80"/>
-        <w:ind w:left="360"/>
+        <w:pStyle w:val="Heading2"/>
+        <w:widowControl/>
       </w:pPr>
       <w:r>
         <w:rPr>
-          <w:rFonts w:ascii="Calibri" w:hAnsi="Calibri" w:eastAsia="Calibri"/>
-          <w:b w:val="0"/>
-          <w:i w:val="0"/>
-          <w:sz w:val="22"/>
+          <w:sz w:val="20"/>
         </w:rPr>
-        <w:t>1. British Library. Gutenberg Bible (Гутенберг Библиясы).</w:t>
+        <w:t>Музейлердин, архивдердин жана китепканалардын материалдары</w:t>
       </w:r>
+    </w:p>
+    <w:p>
+      <w:pPr>
+        <w:widowControl/>
+      </w:pPr>
       <w:r>
         <w:rPr>
-          <w:rFonts w:ascii="Calibri" w:hAnsi="Calibri" w:eastAsia="Calibri"/>
-          <w:b w:val="0"/>
-          <w:i w:val="0"/>
-          <w:sz w:val="22"/>
+          <w:sz w:val="20"/>
         </w:rPr>
-        <w:t xml:space="preserve"> </w:t>
+        <w:t xml:space="preserve">1. British Library. Gutenberg Bible. </w:t>
       </w:r>
       <w:hyperlink r:id="rId10">
         <w:r>
           <w:rPr>
-            <w:rFonts w:ascii="Calibri" w:hAnsi="Calibri" w:eastAsia="Calibri"/>
-            <w:b w:val="0"/>
-            <w:i w:val="0"/>
-            <w:sz w:val="22"/>
-            <w:color w:val="0563C1"/>
-            <w:u w:val="single"/>
+            <w:sz w:val="20"/>
           </w:rPr>
           <w:t>https://www.bl.uk/collection-items/gutenberg-bible</w:t>
         </w:r>
       </w:hyperlink>
+      <w:r>
+        <w:rPr>
+          <w:sz w:val="20"/>
+        </w:rPr>
+      </w:r>
     </w:p>
     <w:p>
       <w:pPr>
-        <w:spacing w:after="80"/>
-        <w:ind w:left="360"/>
+        <w:widowControl/>
       </w:pPr>
       <w:r>
         <w:rPr>
-          <w:rFonts w:ascii="Calibri" w:hAnsi="Calibri" w:eastAsia="Calibri"/>
-          <w:b w:val="0"/>
-          <w:i w:val="0"/>
-          <w:sz w:val="22"/>
+          <w:sz w:val="20"/>
         </w:rPr>
-        <w:t>2. Gutenberg-Museum Mainz.</w:t>
-      </w:r>
-      <w:r>
-        <w:rPr>
-          <w:rFonts w:ascii="Calibri" w:hAnsi="Calibri" w:eastAsia="Calibri"/>
-          <w:b w:val="0"/>
-          <w:i w:val="0"/>
-          <w:sz w:val="22"/>
-        </w:rPr>
-        <w:t xml:space="preserve"> </w:t>
+        <w:t xml:space="preserve">2. Gutenberg-Museum Mainz. </w:t>
       </w:r>
       <w:hyperlink r:id="rId11">
         <w:r>
           <w:rPr>
-            <w:rFonts w:ascii="Calibri" w:hAnsi="Calibri" w:eastAsia="Calibri"/>
-            <w:b w:val="0"/>
-            <w:i w:val="0"/>
-            <w:sz w:val="22"/>
-            <w:color w:val="0563C1"/>
-            <w:u w:val="single"/>
+            <w:sz w:val="20"/>
           </w:rPr>
           <w:t>https://www.gutenberg-museum.de/</w:t>
         </w:r>
       </w:hyperlink>
+      <w:r>
+        <w:rPr>
+          <w:sz w:val="20"/>
+        </w:rPr>
+      </w:r>
     </w:p>
     <w:sectPr>
-      <w:pgSz w:w="12240" w:h="15840"/>
-      <w:pgMar w:top="1296" w:right="1440" w:bottom="1296" w:left="1440" w:header="720" w:footer="720" w:gutter="0"/>
+      <w:footerReference w:type="default" r:id="rId12"/>
+      <w:pgSz w:w="11906" w:h="16838"/>
+      <w:pgMar w:top="1020" w:right="1134" w:bottom="1020" w:left="1134" w:header="720" w:footer="720" w:gutter="0"/>
       <w:cols w:space="720"/>
       <w:docGrid w:linePitch="360"/>
     </w:sectPr>
   </w:body>
 </w:document>
+</file>
+
+<file path=word/footer1.xml><?xml version="1.0" encoding="utf-8"?>
+<w:ftr xmlns:m="http://schemas.openxmlformats.org/officeDocument/2006/math" xmlns:mc="http://schemas.openxmlformats.org/markup-compatibility/2006" xmlns:mo="http://schemas.microsoft.com/office/mac/office/2008/main" xmlns:mv="urn:schemas-microsoft-com:mac:vml" xmlns:o="urn:schemas-microsoft-com:office:office" xmlns:r="http://schemas.openxmlformats.org/officeDocument/2006/relationships" xmlns:v="urn:schemas-microsoft-com:vml" xmlns:w10="urn:schemas-microsoft-com:office:word" xmlns:w14="http://schemas.microsoft.com/office/word/2010/wordml" xmlns:w="http://schemas.openxmlformats.org/wordprocessingml/2006/main" xmlns:wne="http://schemas.microsoft.com/office/word/2006/wordml" xmlns:wp14="http://schemas.microsoft.com/office/word/2010/wordprocessingDrawing" xmlns:wp="http://schemas.openxmlformats.org/drawingml/2006/wordprocessingDrawing" xmlns:wpc="http://schemas.microsoft.com/office/word/2010/wordprocessingCanvas" xmlns:wpg="http://schemas.microsoft.com/office/word/2010/wordprocessingGroup" xmlns:wpi="http://schemas.microsoft.com/office/word/2010/wordprocessingInk" xmlns:wps="http://schemas.microsoft.com/office/word/2010/wordprocessingShape" mc:Ignorable="w14 wp14">
+  <w:p>
+    <w:pPr>
+      <w:pStyle w:val="Footer"/>
+      <w:jc w:val="right"/>
+    </w:pPr>
+    <w:fldSimple w:instr="PAGE"/>
+  </w:p>
+</w:ftr>
 </file>
 
 <file path=word/numbering.xml><?xml version="1.0" encoding="utf-8"?>
@@ -735,7 +558,7 @@
   <w:docDefaults>
     <w:rPrDefault>
       <w:rPr>
-        <w:rFonts w:asciiTheme="minorHAnsi" w:eastAsiaTheme="minorEastAsia" w:hAnsiTheme="minorHAnsi" w:cstheme="minorBidi"/>
+        <w:rFonts/>
         <w:sz w:val="22"/>
         <w:szCs w:val="22"/>
         <w:lang w:val="en-US" w:eastAsia="en-US" w:bidi="ar-SA"/>
@@ -890,6 +713,15 @@
     <w:name w:val="Normal"/>
     <w:qFormat/>
     <w:rsid w:val="00FC693F"/>
+    <w:pPr>
+      <w:spacing w:after="120" w:line="259" w:lineRule="auto"/>
+    </w:pPr>
+    <w:rPr>
+      <w:rFonts w:ascii="Times New Roman" w:hAnsi="Times New Roman"/>
+      <w:color w:val="000000"/>
+      <w:sz w:val="24"/>
+      <w:lang w:val="ky-KG"/>
+    </w:rPr>
   </w:style>
   <w:style w:type="paragraph" w:styleId="Header">
     <w:name w:val="header"/>
@@ -946,16 +778,17 @@
     <w:pPr>
       <w:keepNext/>
       <w:keepLines/>
-      <w:spacing w:before="480" w:after="0"/>
+      <w:spacing w:before="480" w:after="120" w:line="259" w:lineRule="auto"/>
       <w:outlineLvl w:val="0"/>
     </w:pPr>
     <w:rPr>
-      <w:rFonts w:asciiTheme="majorHAnsi" w:eastAsiaTheme="majorEastAsia" w:hAnsiTheme="majorHAnsi" w:cstheme="majorBidi"/>
+      <w:rFonts w:ascii="Times New Roman" w:hAnsi="Times New Roman"/>
       <w:b/>
       <w:bCs/>
-      <w:color w:val="365F91" w:themeColor="accent1" w:themeShade="BF"/>
-      <w:sz w:val="28"/>
+      <w:color w:val="000000"/>
+      <w:sz w:val="26"/>
       <w:szCs w:val="28"/>
+      <w:lang w:val="ky-KG"/>
     </w:rPr>
   </w:style>
   <w:style w:type="paragraph" w:styleId="Heading2">
@@ -970,16 +803,17 @@
     <w:pPr>
       <w:keepNext/>
       <w:keepLines/>
-      <w:spacing w:before="200" w:after="0"/>
+      <w:spacing w:before="200" w:after="120" w:line="259" w:lineRule="auto"/>
       <w:outlineLvl w:val="1"/>
     </w:pPr>
     <w:rPr>
-      <w:rFonts w:asciiTheme="majorHAnsi" w:eastAsiaTheme="majorEastAsia" w:hAnsiTheme="majorHAnsi" w:cstheme="majorBidi"/>
+      <w:rFonts w:ascii="Times New Roman" w:hAnsi="Times New Roman"/>
       <w:b/>
       <w:bCs/>
-      <w:color w:val="4F81BD" w:themeColor="accent1"/>
+      <w:color w:val="000000"/>
       <w:sz w:val="26"/>
       <w:szCs w:val="26"/>
+      <w:lang w:val="ky-KG"/>
     </w:rPr>
   </w:style>
   <w:style w:type="paragraph" w:styleId="Heading3">
@@ -998,7 +832,7 @@
       <w:outlineLvl w:val="2"/>
     </w:pPr>
     <w:rPr>
-      <w:rFonts w:asciiTheme="majorHAnsi" w:eastAsiaTheme="majorEastAsia" w:hAnsiTheme="majorHAnsi" w:cstheme="majorBidi"/>
+      <w:rFonts/>
       <w:b/>
       <w:bCs/>
       <w:color w:val="4F81BD" w:themeColor="accent1"/>
@@ -1021,7 +855,7 @@
       <w:outlineLvl w:val="3"/>
     </w:pPr>
     <w:rPr>
-      <w:rFonts w:asciiTheme="majorHAnsi" w:eastAsiaTheme="majorEastAsia" w:hAnsiTheme="majorHAnsi" w:cstheme="majorBidi"/>
+      <w:rFonts/>
       <w:b/>
       <w:bCs/>
       <w:i/>
@@ -1046,7 +880,7 @@
       <w:outlineLvl w:val="4"/>
     </w:pPr>
     <w:rPr>
-      <w:rFonts w:asciiTheme="majorHAnsi" w:eastAsiaTheme="majorEastAsia" w:hAnsiTheme="majorHAnsi" w:cstheme="majorBidi"/>
+      <w:rFonts/>
       <w:color w:val="243F60" w:themeColor="accent1" w:themeShade="7F"/>
     </w:rPr>
   </w:style>
@@ -1067,7 +901,7 @@
       <w:outlineLvl w:val="5"/>
     </w:pPr>
     <w:rPr>
-      <w:rFonts w:asciiTheme="majorHAnsi" w:eastAsiaTheme="majorEastAsia" w:hAnsiTheme="majorHAnsi" w:cstheme="majorBidi"/>
+      <w:rFonts/>
       <w:i/>
       <w:iCs/>
       <w:color w:val="243F60" w:themeColor="accent1" w:themeShade="7F"/>
@@ -1090,7 +924,7 @@
       <w:outlineLvl w:val="6"/>
     </w:pPr>
     <w:rPr>
-      <w:rFonts w:asciiTheme="majorHAnsi" w:eastAsiaTheme="majorEastAsia" w:hAnsiTheme="majorHAnsi" w:cstheme="majorBidi"/>
+      <w:rFonts/>
       <w:i/>
       <w:iCs/>
       <w:color w:val="404040" w:themeColor="text1" w:themeTint="BF"/>
@@ -1113,7 +947,7 @@
       <w:outlineLvl w:val="7"/>
     </w:pPr>
     <w:rPr>
-      <w:rFonts w:asciiTheme="majorHAnsi" w:eastAsiaTheme="majorEastAsia" w:hAnsiTheme="majorHAnsi" w:cstheme="majorBidi"/>
+      <w:rFonts/>
       <w:color w:val="4F81BD" w:themeColor="accent1"/>
       <w:sz w:val="20"/>
       <w:szCs w:val="20"/>
@@ -1136,7 +970,7 @@
       <w:outlineLvl w:val="8"/>
     </w:pPr>
     <w:rPr>
-      <w:rFonts w:asciiTheme="majorHAnsi" w:eastAsiaTheme="majorEastAsia" w:hAnsiTheme="majorHAnsi" w:cstheme="majorBidi"/>
+      <w:rFonts/>
       <w:i/>
       <w:iCs/>
       <w:color w:val="404040" w:themeColor="text1" w:themeTint="BF"/>
@@ -1187,7 +1021,7 @@
     <w:uiPriority w:val="9"/>
     <w:rsid w:val="00FC693F"/>
     <w:rPr>
-      <w:rFonts w:asciiTheme="majorHAnsi" w:eastAsiaTheme="majorEastAsia" w:hAnsiTheme="majorHAnsi" w:cstheme="majorBidi"/>
+      <w:rFonts/>
       <w:b/>
       <w:bCs/>
       <w:color w:val="365F91" w:themeColor="accent1" w:themeShade="BF"/>
@@ -1202,7 +1036,7 @@
     <w:uiPriority w:val="9"/>
     <w:rsid w:val="00FC693F"/>
     <w:rPr>
-      <w:rFonts w:asciiTheme="majorHAnsi" w:eastAsiaTheme="majorEastAsia" w:hAnsiTheme="majorHAnsi" w:cstheme="majorBidi"/>
+      <w:rFonts/>
       <w:b/>
       <w:bCs/>
       <w:color w:val="4F81BD" w:themeColor="accent1"/>
@@ -1217,7 +1051,7 @@
     <w:uiPriority w:val="9"/>
     <w:rsid w:val="00FC693F"/>
     <w:rPr>
-      <w:rFonts w:asciiTheme="majorHAnsi" w:eastAsiaTheme="majorEastAsia" w:hAnsiTheme="majorHAnsi" w:cstheme="majorBidi"/>
+      <w:rFonts/>
       <w:b/>
       <w:bCs/>
       <w:color w:val="4F81BD" w:themeColor="accent1"/>
@@ -1232,19 +1066,17 @@
     <w:qFormat/>
     <w:rsid w:val="00FC693F"/>
     <w:pPr>
-      <w:pBdr>
-        <w:bottom w:val="single" w:sz="8" w:space="4" w:color="4F81BD" w:themeColor="accent1"/>
-      </w:pBdr>
-      <w:spacing w:after="300" w:line="240" w:lineRule="auto"/>
+      <w:spacing w:after="120" w:line="259" w:lineRule="auto"/>
       <w:contextualSpacing/>
     </w:pPr>
     <w:rPr>
-      <w:rFonts w:asciiTheme="majorHAnsi" w:eastAsiaTheme="majorEastAsia" w:hAnsiTheme="majorHAnsi" w:cstheme="majorBidi"/>
-      <w:color w:val="17365D" w:themeColor="text2" w:themeShade="BF"/>
+      <w:rFonts w:ascii="Times New Roman" w:hAnsi="Times New Roman"/>
+      <w:color w:val="000000"/>
       <w:spacing w:val="5"/>
       <w:kern w:val="28"/>
-      <w:sz w:val="52"/>
+      <w:sz w:val="40"/>
       <w:szCs w:val="52"/>
+      <w:lang w:val="ky-KG"/>
     </w:rPr>
   </w:style>
   <w:style w:type="character" w:customStyle="1" w:styleId="TitleChar">
@@ -1254,7 +1086,7 @@
     <w:uiPriority w:val="10"/>
     <w:rsid w:val="00FC693F"/>
     <w:rPr>
-      <w:rFonts w:asciiTheme="majorHAnsi" w:eastAsiaTheme="majorEastAsia" w:hAnsiTheme="majorHAnsi" w:cstheme="majorBidi"/>
+      <w:rFonts/>
       <w:color w:val="17365D" w:themeColor="text2" w:themeShade="BF"/>
       <w:spacing w:val="5"/>
       <w:kern w:val="28"/>
@@ -1276,7 +1108,7 @@
       </w:numPr>
     </w:pPr>
     <w:rPr>
-      <w:rFonts w:asciiTheme="majorHAnsi" w:eastAsiaTheme="majorEastAsia" w:hAnsiTheme="majorHAnsi" w:cstheme="majorBidi"/>
+      <w:rFonts/>
       <w:i/>
       <w:iCs/>
       <w:color w:val="4F81BD" w:themeColor="accent1"/>
@@ -1292,7 +1124,7 @@
     <w:uiPriority w:val="11"/>
     <w:rsid w:val="00FC693F"/>
     <w:rPr>
-      <w:rFonts w:asciiTheme="majorHAnsi" w:eastAsiaTheme="majorEastAsia" w:hAnsiTheme="majorHAnsi" w:cstheme="majorBidi"/>
+      <w:rFonts/>
       <w:i/>
       <w:iCs/>
       <w:color w:val="4F81BD" w:themeColor="accent1"/>
@@ -1417,8 +1249,15 @@
       <w:numPr>
         <w:numId w:val="1"/>
       </w:numPr>
+      <w:spacing w:after="120" w:line="259" w:lineRule="auto"/>
       <w:contextualSpacing/>
     </w:pPr>
+    <w:rPr>
+      <w:rFonts w:ascii="Times New Roman" w:hAnsi="Times New Roman"/>
+      <w:color w:val="000000"/>
+      <w:sz w:val="24"/>
+      <w:lang w:val="ky-KG"/>
+    </w:rPr>
   </w:style>
   <w:style w:type="paragraph" w:styleId="ListBullet2">
     <w:name w:val="List Bullet 2"/>
@@ -1590,7 +1429,7 @@
     <w:semiHidden/>
     <w:rsid w:val="00FC693F"/>
     <w:rPr>
-      <w:rFonts w:asciiTheme="majorHAnsi" w:eastAsiaTheme="majorEastAsia" w:hAnsiTheme="majorHAnsi" w:cstheme="majorBidi"/>
+      <w:rFonts/>
       <w:b/>
       <w:bCs/>
       <w:i/>
@@ -1606,7 +1445,7 @@
     <w:semiHidden/>
     <w:rsid w:val="00FC693F"/>
     <w:rPr>
-      <w:rFonts w:asciiTheme="majorHAnsi" w:eastAsiaTheme="majorEastAsia" w:hAnsiTheme="majorHAnsi" w:cstheme="majorBidi"/>
+      <w:rFonts/>
       <w:color w:val="243F60" w:themeColor="accent1" w:themeShade="7F"/>
     </w:rPr>
   </w:style>
@@ -1618,7 +1457,7 @@
     <w:semiHidden/>
     <w:rsid w:val="00FC693F"/>
     <w:rPr>
-      <w:rFonts w:asciiTheme="majorHAnsi" w:eastAsiaTheme="majorEastAsia" w:hAnsiTheme="majorHAnsi" w:cstheme="majorBidi"/>
+      <w:rFonts/>
       <w:i/>
       <w:iCs/>
       <w:color w:val="243F60" w:themeColor="accent1" w:themeShade="7F"/>
@@ -1632,7 +1471,7 @@
     <w:semiHidden/>
     <w:rsid w:val="00FC693F"/>
     <w:rPr>
-      <w:rFonts w:asciiTheme="majorHAnsi" w:eastAsiaTheme="majorEastAsia" w:hAnsiTheme="majorHAnsi" w:cstheme="majorBidi"/>
+      <w:rFonts/>
       <w:i/>
       <w:iCs/>
       <w:color w:val="404040" w:themeColor="text1" w:themeTint="BF"/>
@@ -1646,7 +1485,7 @@
     <w:semiHidden/>
     <w:rsid w:val="00FC693F"/>
     <w:rPr>
-      <w:rFonts w:asciiTheme="majorHAnsi" w:eastAsiaTheme="majorEastAsia" w:hAnsiTheme="majorHAnsi" w:cstheme="majorBidi"/>
+      <w:rFonts/>
       <w:color w:val="4F81BD" w:themeColor="accent1"/>
       <w:sz w:val="20"/>
       <w:szCs w:val="20"/>
@@ -1660,7 +1499,7 @@
     <w:semiHidden/>
     <w:rsid w:val="00FC693F"/>
     <w:rPr>
-      <w:rFonts w:asciiTheme="majorHAnsi" w:eastAsiaTheme="majorEastAsia" w:hAnsiTheme="majorHAnsi" w:cstheme="majorBidi"/>
+      <w:rFonts/>
       <w:i/>
       <w:iCs/>
       <w:color w:val="404040" w:themeColor="text1" w:themeTint="BF"/>
@@ -1719,9 +1558,6 @@
     <w:qFormat/>
     <w:rsid w:val="00FC693F"/>
     <w:pPr>
-      <w:pBdr>
-        <w:bottom w:val="single" w:sz="4" w:space="4" w:color="4F81BD" w:themeColor="accent1"/>
-      </w:pBdr>
       <w:spacing w:before="200" w:after="280"/>
       <w:ind w:left="936" w:right="936"/>
     </w:pPr>
@@ -3249,7 +3085,7 @@
         <w:spacing w:before="0" w:after="0" w:line="240" w:lineRule="auto"/>
       </w:pPr>
       <w:rPr>
-        <w:rFonts w:asciiTheme="majorHAnsi" w:eastAsiaTheme="majorEastAsia" w:hAnsiTheme="majorHAnsi" w:cstheme="majorBidi"/>
+        <w:rFonts/>
         <w:b/>
         <w:bCs/>
       </w:rPr>
@@ -3270,7 +3106,7 @@
         <w:spacing w:before="0" w:after="0" w:line="240" w:lineRule="auto"/>
       </w:pPr>
       <w:rPr>
-        <w:rFonts w:asciiTheme="majorHAnsi" w:eastAsiaTheme="majorEastAsia" w:hAnsiTheme="majorHAnsi" w:cstheme="majorBidi"/>
+        <w:rFonts/>
         <w:b/>
         <w:bCs/>
       </w:rPr>
@@ -3288,14 +3124,14 @@
     </w:tblStylePr>
     <w:tblStylePr w:type="firstCol">
       <w:rPr>
-        <w:rFonts w:asciiTheme="majorHAnsi" w:eastAsiaTheme="majorEastAsia" w:hAnsiTheme="majorHAnsi" w:cstheme="majorBidi"/>
+        <w:rFonts/>
         <w:b/>
         <w:bCs/>
       </w:rPr>
     </w:tblStylePr>
     <w:tblStylePr w:type="lastCol">
       <w:rPr>
-        <w:rFonts w:asciiTheme="majorHAnsi" w:eastAsiaTheme="majorEastAsia" w:hAnsiTheme="majorHAnsi" w:cstheme="majorBidi"/>
+        <w:rFonts/>
         <w:b/>
         <w:bCs/>
       </w:rPr>
@@ -3379,7 +3215,7 @@
         <w:spacing w:before="0" w:after="0" w:line="240" w:lineRule="auto"/>
       </w:pPr>
       <w:rPr>
-        <w:rFonts w:asciiTheme="majorHAnsi" w:eastAsiaTheme="majorEastAsia" w:hAnsiTheme="majorHAnsi" w:cstheme="majorBidi"/>
+        <w:rFonts/>
         <w:b/>
         <w:bCs/>
       </w:rPr>
@@ -3400,7 +3236,7 @@
         <w:spacing w:before="0" w:after="0" w:line="240" w:lineRule="auto"/>
       </w:pPr>
       <w:rPr>
-        <w:rFonts w:asciiTheme="majorHAnsi" w:eastAsiaTheme="majorEastAsia" w:hAnsiTheme="majorHAnsi" w:cstheme="majorBidi"/>
+        <w:rFonts/>
         <w:b/>
         <w:bCs/>
       </w:rPr>
@@ -3418,14 +3254,14 @@
     </w:tblStylePr>
     <w:tblStylePr w:type="firstCol">
       <w:rPr>
-        <w:rFonts w:asciiTheme="majorHAnsi" w:eastAsiaTheme="majorEastAsia" w:hAnsiTheme="majorHAnsi" w:cstheme="majorBidi"/>
+        <w:rFonts/>
         <w:b/>
         <w:bCs/>
       </w:rPr>
     </w:tblStylePr>
     <w:tblStylePr w:type="lastCol">
       <w:rPr>
-        <w:rFonts w:asciiTheme="majorHAnsi" w:eastAsiaTheme="majorEastAsia" w:hAnsiTheme="majorHAnsi" w:cstheme="majorBidi"/>
+        <w:rFonts/>
         <w:b/>
         <w:bCs/>
       </w:rPr>
@@ -3509,7 +3345,7 @@
         <w:spacing w:before="0" w:after="0" w:line="240" w:lineRule="auto"/>
       </w:pPr>
       <w:rPr>
-        <w:rFonts w:asciiTheme="majorHAnsi" w:eastAsiaTheme="majorEastAsia" w:hAnsiTheme="majorHAnsi" w:cstheme="majorBidi"/>
+        <w:rFonts/>
         <w:b/>
         <w:bCs/>
       </w:rPr>
@@ -3530,7 +3366,7 @@
         <w:spacing w:before="0" w:after="0" w:line="240" w:lineRule="auto"/>
       </w:pPr>
       <w:rPr>
-        <w:rFonts w:asciiTheme="majorHAnsi" w:eastAsiaTheme="majorEastAsia" w:hAnsiTheme="majorHAnsi" w:cstheme="majorBidi"/>
+        <w:rFonts/>
         <w:b/>
         <w:bCs/>
       </w:rPr>
@@ -3548,14 +3384,14 @@
     </w:tblStylePr>
     <w:tblStylePr w:type="firstCol">
       <w:rPr>
-        <w:rFonts w:asciiTheme="majorHAnsi" w:eastAsiaTheme="majorEastAsia" w:hAnsiTheme="majorHAnsi" w:cstheme="majorBidi"/>
+        <w:rFonts/>
         <w:b/>
         <w:bCs/>
       </w:rPr>
     </w:tblStylePr>
     <w:tblStylePr w:type="lastCol">
       <w:rPr>
-        <w:rFonts w:asciiTheme="majorHAnsi" w:eastAsiaTheme="majorEastAsia" w:hAnsiTheme="majorHAnsi" w:cstheme="majorBidi"/>
+        <w:rFonts/>
         <w:b/>
         <w:bCs/>
       </w:rPr>
@@ -3639,7 +3475,7 @@
         <w:spacing w:before="0" w:after="0" w:line="240" w:lineRule="auto"/>
       </w:pPr>
       <w:rPr>
-        <w:rFonts w:asciiTheme="majorHAnsi" w:eastAsiaTheme="majorEastAsia" w:hAnsiTheme="majorHAnsi" w:cstheme="majorBidi"/>
+        <w:rFonts/>
         <w:b/>
         <w:bCs/>
       </w:rPr>
@@ -3660,7 +3496,7 @@
         <w:spacing w:before="0" w:after="0" w:line="240" w:lineRule="auto"/>
       </w:pPr>
       <w:rPr>
-        <w:rFonts w:asciiTheme="majorHAnsi" w:eastAsiaTheme="majorEastAsia" w:hAnsiTheme="majorHAnsi" w:cstheme="majorBidi"/>
+        <w:rFonts/>
         <w:b/>
         <w:bCs/>
       </w:rPr>
@@ -3678,14 +3514,14 @@
     </w:tblStylePr>
     <w:tblStylePr w:type="firstCol">
       <w:rPr>
-        <w:rFonts w:asciiTheme="majorHAnsi" w:eastAsiaTheme="majorEastAsia" w:hAnsiTheme="majorHAnsi" w:cstheme="majorBidi"/>
+        <w:rFonts/>
         <w:b/>
         <w:bCs/>
       </w:rPr>
     </w:tblStylePr>
     <w:tblStylePr w:type="lastCol">
       <w:rPr>
-        <w:rFonts w:asciiTheme="majorHAnsi" w:eastAsiaTheme="majorEastAsia" w:hAnsiTheme="majorHAnsi" w:cstheme="majorBidi"/>
+        <w:rFonts/>
         <w:b/>
         <w:bCs/>
       </w:rPr>
@@ -3769,7 +3605,7 @@
         <w:spacing w:before="0" w:after="0" w:line="240" w:lineRule="auto"/>
       </w:pPr>
       <w:rPr>
-        <w:rFonts w:asciiTheme="majorHAnsi" w:eastAsiaTheme="majorEastAsia" w:hAnsiTheme="majorHAnsi" w:cstheme="majorBidi"/>
+        <w:rFonts/>
         <w:b/>
         <w:bCs/>
       </w:rPr>
@@ -3790,7 +3626,7 @@
         <w:spacing w:before="0" w:after="0" w:line="240" w:lineRule="auto"/>
       </w:pPr>
       <w:rPr>
-        <w:rFonts w:asciiTheme="majorHAnsi" w:eastAsiaTheme="majorEastAsia" w:hAnsiTheme="majorHAnsi" w:cstheme="majorBidi"/>
+        <w:rFonts/>
         <w:b/>
         <w:bCs/>
       </w:rPr>
@@ -3808,14 +3644,14 @@
     </w:tblStylePr>
     <w:tblStylePr w:type="firstCol">
       <w:rPr>
-        <w:rFonts w:asciiTheme="majorHAnsi" w:eastAsiaTheme="majorEastAsia" w:hAnsiTheme="majorHAnsi" w:cstheme="majorBidi"/>
+        <w:rFonts/>
         <w:b/>
         <w:bCs/>
       </w:rPr>
     </w:tblStylePr>
     <w:tblStylePr w:type="lastCol">
       <w:rPr>
-        <w:rFonts w:asciiTheme="majorHAnsi" w:eastAsiaTheme="majorEastAsia" w:hAnsiTheme="majorHAnsi" w:cstheme="majorBidi"/>
+        <w:rFonts/>
         <w:b/>
         <w:bCs/>
       </w:rPr>
@@ -3899,7 +3735,7 @@
         <w:spacing w:before="0" w:after="0" w:line="240" w:lineRule="auto"/>
       </w:pPr>
       <w:rPr>
-        <w:rFonts w:asciiTheme="majorHAnsi" w:eastAsiaTheme="majorEastAsia" w:hAnsiTheme="majorHAnsi" w:cstheme="majorBidi"/>
+        <w:rFonts/>
         <w:b/>
         <w:bCs/>
       </w:rPr>
@@ -3920,7 +3756,7 @@
         <w:spacing w:before="0" w:after="0" w:line="240" w:lineRule="auto"/>
       </w:pPr>
       <w:rPr>
-        <w:rFonts w:asciiTheme="majorHAnsi" w:eastAsiaTheme="majorEastAsia" w:hAnsiTheme="majorHAnsi" w:cstheme="majorBidi"/>
+        <w:rFonts/>
         <w:b/>
         <w:bCs/>
       </w:rPr>
@@ -3938,14 +3774,14 @@
     </w:tblStylePr>
     <w:tblStylePr w:type="firstCol">
       <w:rPr>
-        <w:rFonts w:asciiTheme="majorHAnsi" w:eastAsiaTheme="majorEastAsia" w:hAnsiTheme="majorHAnsi" w:cstheme="majorBidi"/>
+        <w:rFonts/>
         <w:b/>
         <w:bCs/>
       </w:rPr>
     </w:tblStylePr>
     <w:tblStylePr w:type="lastCol">
       <w:rPr>
-        <w:rFonts w:asciiTheme="majorHAnsi" w:eastAsiaTheme="majorEastAsia" w:hAnsiTheme="majorHAnsi" w:cstheme="majorBidi"/>
+        <w:rFonts/>
         <w:b/>
         <w:bCs/>
       </w:rPr>
@@ -4029,7 +3865,7 @@
         <w:spacing w:before="0" w:after="0" w:line="240" w:lineRule="auto"/>
       </w:pPr>
       <w:rPr>
-        <w:rFonts w:asciiTheme="majorHAnsi" w:eastAsiaTheme="majorEastAsia" w:hAnsiTheme="majorHAnsi" w:cstheme="majorBidi"/>
+        <w:rFonts/>
         <w:b/>
         <w:bCs/>
       </w:rPr>
@@ -4050,7 +3886,7 @@
         <w:spacing w:before="0" w:after="0" w:line="240" w:lineRule="auto"/>
       </w:pPr>
       <w:rPr>
-        <w:rFonts w:asciiTheme="majorHAnsi" w:eastAsiaTheme="majorEastAsia" w:hAnsiTheme="majorHAnsi" w:cstheme="majorBidi"/>
+        <w:rFonts/>
         <w:b/>
         <w:bCs/>
       </w:rPr>
@@ -4068,14 +3904,14 @@
     </w:tblStylePr>
     <w:tblStylePr w:type="firstCol">
       <w:rPr>
-        <w:rFonts w:asciiTheme="majorHAnsi" w:eastAsiaTheme="majorEastAsia" w:hAnsiTheme="majorHAnsi" w:cstheme="majorBidi"/>
+        <w:rFonts/>
         <w:b/>
         <w:bCs/>
       </w:rPr>
     </w:tblStylePr>
     <w:tblStylePr w:type="lastCol">
       <w:rPr>
-        <w:rFonts w:asciiTheme="majorHAnsi" w:eastAsiaTheme="majorEastAsia" w:hAnsiTheme="majorHAnsi" w:cstheme="majorBidi"/>
+        <w:rFonts/>
         <w:b/>
         <w:bCs/>
       </w:rPr>
@@ -5940,7 +5776,7 @@
     </w:tblPr>
     <w:tblStylePr w:type="firstRow">
       <w:rPr>
-        <w:rFonts w:asciiTheme="majorHAnsi" w:eastAsiaTheme="majorEastAsia" w:hAnsiTheme="majorHAnsi" w:cstheme="majorBidi"/>
+        <w:rFonts/>
       </w:rPr>
       <w:tblPr/>
       <w:tcPr>
@@ -6024,7 +5860,7 @@
     </w:tblPr>
     <w:tblStylePr w:type="firstRow">
       <w:rPr>
-        <w:rFonts w:asciiTheme="majorHAnsi" w:eastAsiaTheme="majorEastAsia" w:hAnsiTheme="majorHAnsi" w:cstheme="majorBidi"/>
+        <w:rFonts/>
       </w:rPr>
       <w:tblPr/>
       <w:tcPr>
@@ -6108,7 +5944,7 @@
     </w:tblPr>
     <w:tblStylePr w:type="firstRow">
       <w:rPr>
-        <w:rFonts w:asciiTheme="majorHAnsi" w:eastAsiaTheme="majorEastAsia" w:hAnsiTheme="majorHAnsi" w:cstheme="majorBidi"/>
+        <w:rFonts/>
       </w:rPr>
       <w:tblPr/>
       <w:tcPr>
@@ -6192,7 +6028,7 @@
     </w:tblPr>
     <w:tblStylePr w:type="firstRow">
       <w:rPr>
-        <w:rFonts w:asciiTheme="majorHAnsi" w:eastAsiaTheme="majorEastAsia" w:hAnsiTheme="majorHAnsi" w:cstheme="majorBidi"/>
+        <w:rFonts/>
       </w:rPr>
       <w:tblPr/>
       <w:tcPr>
@@ -6276,7 +6112,7 @@
     </w:tblPr>
     <w:tblStylePr w:type="firstRow">
       <w:rPr>
-        <w:rFonts w:asciiTheme="majorHAnsi" w:eastAsiaTheme="majorEastAsia" w:hAnsiTheme="majorHAnsi" w:cstheme="majorBidi"/>
+        <w:rFonts/>
       </w:rPr>
       <w:tblPr/>
       <w:tcPr>
@@ -6360,7 +6196,7 @@
     </w:tblPr>
     <w:tblStylePr w:type="firstRow">
       <w:rPr>
-        <w:rFonts w:asciiTheme="majorHAnsi" w:eastAsiaTheme="majorEastAsia" w:hAnsiTheme="majorHAnsi" w:cstheme="majorBidi"/>
+        <w:rFonts/>
       </w:rPr>
       <w:tblPr/>
       <w:tcPr>
@@ -6444,7 +6280,7 @@
     </w:tblPr>
     <w:tblStylePr w:type="firstRow">
       <w:rPr>
-        <w:rFonts w:asciiTheme="majorHAnsi" w:eastAsiaTheme="majorEastAsia" w:hAnsiTheme="majorHAnsi" w:cstheme="majorBidi"/>
+        <w:rFonts/>
       </w:rPr>
       <w:tblPr/>
       <w:tcPr>
@@ -6509,7 +6345,7 @@
       <w:spacing w:after="0" w:line="240" w:lineRule="auto"/>
     </w:pPr>
     <w:rPr>
-      <w:rFonts w:asciiTheme="majorHAnsi" w:eastAsiaTheme="majorEastAsia" w:hAnsiTheme="majorHAnsi" w:cstheme="majorBidi"/>
+      <w:rFonts/>
       <w:color w:val="000000" w:themeColor="text1"/>
     </w:rPr>
     <w:tblPr>
@@ -6637,7 +6473,7 @@
       <w:spacing w:after="0" w:line="240" w:lineRule="auto"/>
     </w:pPr>
     <w:rPr>
-      <w:rFonts w:asciiTheme="majorHAnsi" w:eastAsiaTheme="majorEastAsia" w:hAnsiTheme="majorHAnsi" w:cstheme="majorBidi"/>
+      <w:rFonts/>
       <w:color w:val="000000" w:themeColor="text1"/>
     </w:rPr>
     <w:tblPr>
@@ -6765,7 +6601,7 @@
       <w:spacing w:after="0" w:line="240" w:lineRule="auto"/>
     </w:pPr>
     <w:rPr>
-      <w:rFonts w:asciiTheme="majorHAnsi" w:eastAsiaTheme="majorEastAsia" w:hAnsiTheme="majorHAnsi" w:cstheme="majorBidi"/>
+      <w:rFonts/>
       <w:color w:val="000000" w:themeColor="text1"/>
     </w:rPr>
     <w:tblPr>
@@ -6893,7 +6729,7 @@
       <w:spacing w:after="0" w:line="240" w:lineRule="auto"/>
     </w:pPr>
     <w:rPr>
-      <w:rFonts w:asciiTheme="majorHAnsi" w:eastAsiaTheme="majorEastAsia" w:hAnsiTheme="majorHAnsi" w:cstheme="majorBidi"/>
+      <w:rFonts/>
       <w:color w:val="000000" w:themeColor="text1"/>
     </w:rPr>
     <w:tblPr>
@@ -7021,7 +6857,7 @@
       <w:spacing w:after="0" w:line="240" w:lineRule="auto"/>
     </w:pPr>
     <w:rPr>
-      <w:rFonts w:asciiTheme="majorHAnsi" w:eastAsiaTheme="majorEastAsia" w:hAnsiTheme="majorHAnsi" w:cstheme="majorBidi"/>
+      <w:rFonts/>
       <w:color w:val="000000" w:themeColor="text1"/>
     </w:rPr>
     <w:tblPr>
@@ -7149,7 +6985,7 @@
       <w:spacing w:after="0" w:line="240" w:lineRule="auto"/>
     </w:pPr>
     <w:rPr>
-      <w:rFonts w:asciiTheme="majorHAnsi" w:eastAsiaTheme="majorEastAsia" w:hAnsiTheme="majorHAnsi" w:cstheme="majorBidi"/>
+      <w:rFonts/>
       <w:color w:val="000000" w:themeColor="text1"/>
     </w:rPr>
     <w:tblPr>
@@ -7277,7 +7113,7 @@
       <w:spacing w:after="0" w:line="240" w:lineRule="auto"/>
     </w:pPr>
     <w:rPr>
-      <w:rFonts w:asciiTheme="majorHAnsi" w:eastAsiaTheme="majorEastAsia" w:hAnsiTheme="majorHAnsi" w:cstheme="majorBidi"/>
+      <w:rFonts/>
       <w:color w:val="000000" w:themeColor="text1"/>
     </w:rPr>
     <w:tblPr>
@@ -7916,7 +7752,7 @@
       <w:spacing w:after="0" w:line="240" w:lineRule="auto"/>
     </w:pPr>
     <w:rPr>
-      <w:rFonts w:asciiTheme="majorHAnsi" w:eastAsiaTheme="majorEastAsia" w:hAnsiTheme="majorHAnsi" w:cstheme="majorBidi"/>
+      <w:rFonts/>
       <w:color w:val="000000" w:themeColor="text1"/>
     </w:rPr>
     <w:tblPr>
@@ -8041,7 +7877,7 @@
       <w:spacing w:after="0" w:line="240" w:lineRule="auto"/>
     </w:pPr>
     <w:rPr>
-      <w:rFonts w:asciiTheme="majorHAnsi" w:eastAsiaTheme="majorEastAsia" w:hAnsiTheme="majorHAnsi" w:cstheme="majorBidi"/>
+      <w:rFonts/>
       <w:color w:val="000000" w:themeColor="text1"/>
     </w:rPr>
     <w:tblPr>
@@ -8166,7 +8002,7 @@
       <w:spacing w:after="0" w:line="240" w:lineRule="auto"/>
     </w:pPr>
     <w:rPr>
-      <w:rFonts w:asciiTheme="majorHAnsi" w:eastAsiaTheme="majorEastAsia" w:hAnsiTheme="majorHAnsi" w:cstheme="majorBidi"/>
+      <w:rFonts/>
       <w:color w:val="000000" w:themeColor="text1"/>
     </w:rPr>
     <w:tblPr>
@@ -8291,7 +8127,7 @@
       <w:spacing w:after="0" w:line="240" w:lineRule="auto"/>
     </w:pPr>
     <w:rPr>
-      <w:rFonts w:asciiTheme="majorHAnsi" w:eastAsiaTheme="majorEastAsia" w:hAnsiTheme="majorHAnsi" w:cstheme="majorBidi"/>
+      <w:rFonts/>
       <w:color w:val="000000" w:themeColor="text1"/>
     </w:rPr>
     <w:tblPr>
@@ -8416,7 +8252,7 @@
       <w:spacing w:after="0" w:line="240" w:lineRule="auto"/>
     </w:pPr>
     <w:rPr>
-      <w:rFonts w:asciiTheme="majorHAnsi" w:eastAsiaTheme="majorEastAsia" w:hAnsiTheme="majorHAnsi" w:cstheme="majorBidi"/>
+      <w:rFonts/>
       <w:color w:val="000000" w:themeColor="text1"/>
     </w:rPr>
     <w:tblPr>
@@ -8541,7 +8377,7 @@
       <w:spacing w:after="0" w:line="240" w:lineRule="auto"/>
     </w:pPr>
     <w:rPr>
-      <w:rFonts w:asciiTheme="majorHAnsi" w:eastAsiaTheme="majorEastAsia" w:hAnsiTheme="majorHAnsi" w:cstheme="majorBidi"/>
+      <w:rFonts/>
       <w:color w:val="000000" w:themeColor="text1"/>
     </w:rPr>
     <w:tblPr>
@@ -8666,7 +8502,7 @@
       <w:spacing w:after="0" w:line="240" w:lineRule="auto"/>
     </w:pPr>
     <w:rPr>
-      <w:rFonts w:asciiTheme="majorHAnsi" w:eastAsiaTheme="majorEastAsia" w:hAnsiTheme="majorHAnsi" w:cstheme="majorBidi"/>
+      <w:rFonts/>
       <w:color w:val="000000" w:themeColor="text1"/>
     </w:rPr>
     <w:tblPr>
